--- a/flow/20230914_vu_template/drafts/2024-11-u/15-ПТ-Гурія_Авіва.docx
+++ b/flow/20230914_vu_template/drafts/2024-11-u/15-ПТ-Гурія_Авіва.docx
@@ -10137,12 +10137,8 @@
     </w:p>
     <w:p>
       <w:pPr>
-        <w:spacing w:after="120"/>
-        <w:rPr>
-          <w:rFonts w:ascii="Times New Roman" w:hAnsi="Times New Roman"/>
-          <w:sz w:val="24"/>
-          <w:szCs w:val="24"/>
-        </w:rPr>
+        <w:pStyle w:val="Normal"/>
+        <w:spacing w:after="120"/>
       </w:pPr>
       <w:r>
         <w:rPr>
@@ -10150,17 +10146,8 @@
           <w:b/>
           <w:color w:val="000000"/>
           <w:sz w:val="24"/>
-          <w:szCs w:val="24"/>
-        </w:rPr>
-        <w:t>Го</w:t>
-      </w:r>
-      <w:r>
-        <w:rPr>
-          <w:rFonts w:ascii="Times New Roman" w:hAnsi="Times New Roman"/>
-          <w:sz w:val="24"/>
-          <w:szCs w:val="24"/>
-        </w:rPr>
-        <w:t>́</w:t>
+        </w:rPr>
+        <w:t xml:space="preserve">Го́споди, взива́ю я до Те́бе, ви́слухай мене́.* </w:t>
       </w:r>
       <w:r>
         <w:rPr>
@@ -10168,17 +10155,8 @@
           <w:b/>
           <w:color w:val="000000"/>
           <w:sz w:val="24"/>
-          <w:szCs w:val="24"/>
-        </w:rPr>
-        <w:t>споди, взива</w:t>
-      </w:r>
-      <w:r>
-        <w:rPr>
-          <w:rFonts w:ascii="Times New Roman" w:hAnsi="Times New Roman"/>
-          <w:sz w:val="24"/>
-          <w:szCs w:val="24"/>
-        </w:rPr>
-        <w:t>́</w:t>
+        </w:rPr>
+        <w:t>Ви</w:t>
       </w:r>
       <w:r>
         <w:rPr>
@@ -10186,15 +10164,6 @@
           <w:b/>
           <w:color w:val="000000"/>
           <w:sz w:val="24"/>
-          <w:szCs w:val="24"/>
-        </w:rPr>
-        <w:t>ю я до Те</w:t>
-      </w:r>
-      <w:r>
-        <w:rPr>
-          <w:rFonts w:ascii="Times New Roman" w:hAnsi="Times New Roman"/>
-          <w:sz w:val="24"/>
-          <w:szCs w:val="24"/>
         </w:rPr>
         <w:t>́</w:t>
       </w:r>
@@ -10204,17 +10173,8 @@
           <w:b/>
           <w:color w:val="000000"/>
           <w:sz w:val="24"/>
-          <w:szCs w:val="24"/>
-        </w:rPr>
-        <w:t>бе, ви</w:t>
-      </w:r>
-      <w:r>
-        <w:rPr>
-          <w:rFonts w:ascii="Times New Roman" w:hAnsi="Times New Roman"/>
-          <w:sz w:val="24"/>
-          <w:szCs w:val="24"/>
-        </w:rPr>
-        <w:t>́</w:t>
+        </w:rPr>
+        <w:t>слухай мене</w:t>
       </w:r>
       <w:r>
         <w:rPr>
@@ -10222,15 +10182,6 @@
           <w:b/>
           <w:color w:val="000000"/>
           <w:sz w:val="24"/>
-          <w:szCs w:val="24"/>
-        </w:rPr>
-        <w:t>слухай мене</w:t>
-      </w:r>
-      <w:r>
-        <w:rPr>
-          <w:rFonts w:ascii="Times New Roman" w:hAnsi="Times New Roman"/>
-          <w:sz w:val="24"/>
-          <w:szCs w:val="24"/>
         </w:rPr>
         <w:t>́</w:t>
       </w:r>
@@ -10240,17 +10191,8 @@
           <w:b/>
           <w:color w:val="000000"/>
           <w:sz w:val="24"/>
-          <w:szCs w:val="24"/>
-        </w:rPr>
-        <w:t>.* Ви</w:t>
-      </w:r>
-      <w:r>
-        <w:rPr>
-          <w:rFonts w:ascii="Times New Roman" w:hAnsi="Times New Roman"/>
-          <w:sz w:val="24"/>
-          <w:szCs w:val="24"/>
-        </w:rPr>
-        <w:t>́</w:t>
+        </w:rPr>
+        <w:t>, Го</w:t>
       </w:r>
       <w:r>
         <w:rPr>
@@ -10258,15 +10200,6 @@
           <w:b/>
           <w:color w:val="000000"/>
           <w:sz w:val="24"/>
-          <w:szCs w:val="24"/>
-        </w:rPr>
-        <w:t>слухай мене, Го</w:t>
-      </w:r>
-      <w:r>
-        <w:rPr>
-          <w:rFonts w:ascii="Times New Roman" w:hAnsi="Times New Roman"/>
-          <w:sz w:val="24"/>
-          <w:szCs w:val="24"/>
         </w:rPr>
         <w:t>́</w:t>
       </w:r>
@@ -10276,17 +10209,8 @@
           <w:b/>
           <w:color w:val="000000"/>
           <w:sz w:val="24"/>
-          <w:szCs w:val="24"/>
         </w:rPr>
         <w:t>споди.* Го</w:t>
-      </w:r>
-      <w:r>
-        <w:rPr>
-          <w:rFonts w:ascii="Times New Roman" w:hAnsi="Times New Roman"/>
-          <w:sz w:val="24"/>
-          <w:szCs w:val="24"/>
-        </w:rPr>
-        <w:t>́</w:t>
       </w:r>
       <w:r>
         <w:rPr>
@@ -10294,15 +10218,6 @@
           <w:b/>
           <w:color w:val="000000"/>
           <w:sz w:val="24"/>
-          <w:szCs w:val="24"/>
-        </w:rPr>
-        <w:t>споди, взива</w:t>
-      </w:r>
-      <w:r>
-        <w:rPr>
-          <w:rFonts w:ascii="Times New Roman" w:hAnsi="Times New Roman"/>
-          <w:sz w:val="24"/>
-          <w:szCs w:val="24"/>
         </w:rPr>
         <w:t>́</w:t>
       </w:r>
@@ -10312,17 +10227,8 @@
           <w:b/>
           <w:color w:val="000000"/>
           <w:sz w:val="24"/>
-          <w:szCs w:val="24"/>
-        </w:rPr>
-        <w:t>ю я до Те</w:t>
-      </w:r>
-      <w:r>
-        <w:rPr>
-          <w:rFonts w:ascii="Times New Roman" w:hAnsi="Times New Roman"/>
-          <w:sz w:val="24"/>
-          <w:szCs w:val="24"/>
-        </w:rPr>
-        <w:t>́</w:t>
+        </w:rPr>
+        <w:t>споди, взива</w:t>
       </w:r>
       <w:r>
         <w:rPr>
@@ -10330,15 +10236,6 @@
           <w:b/>
           <w:color w:val="000000"/>
           <w:sz w:val="24"/>
-          <w:szCs w:val="24"/>
-        </w:rPr>
-        <w:t>бе, ви</w:t>
-      </w:r>
-      <w:r>
-        <w:rPr>
-          <w:rFonts w:ascii="Times New Roman" w:hAnsi="Times New Roman"/>
-          <w:sz w:val="24"/>
-          <w:szCs w:val="24"/>
         </w:rPr>
         <w:t>́</w:t>
       </w:r>
@@ -10348,17 +10245,8 @@
           <w:b/>
           <w:color w:val="000000"/>
           <w:sz w:val="24"/>
-          <w:szCs w:val="24"/>
-        </w:rPr>
-        <w:t>слухай мене</w:t>
-      </w:r>
-      <w:r>
-        <w:rPr>
-          <w:rFonts w:ascii="Times New Roman" w:hAnsi="Times New Roman"/>
-          <w:sz w:val="24"/>
-          <w:szCs w:val="24"/>
-        </w:rPr>
-        <w:t>́</w:t>
+        </w:rPr>
+        <w:t>ю я до Те</w:t>
       </w:r>
       <w:r>
         <w:rPr>
@@ -10366,15 +10254,6 @@
           <w:b/>
           <w:color w:val="000000"/>
           <w:sz w:val="24"/>
-          <w:szCs w:val="24"/>
-        </w:rPr>
-        <w:t>.* Почу</w:t>
-      </w:r>
-      <w:r>
-        <w:rPr>
-          <w:rFonts w:ascii="Times New Roman" w:hAnsi="Times New Roman"/>
-          <w:sz w:val="24"/>
-          <w:szCs w:val="24"/>
         </w:rPr>
         <w:t>́</w:t>
       </w:r>
@@ -10384,17 +10263,8 @@
           <w:b/>
           <w:color w:val="000000"/>
           <w:sz w:val="24"/>
-          <w:szCs w:val="24"/>
-        </w:rPr>
-        <w:t>й го</w:t>
-      </w:r>
-      <w:r>
-        <w:rPr>
-          <w:rFonts w:ascii="Times New Roman" w:hAnsi="Times New Roman"/>
-          <w:sz w:val="24"/>
-          <w:szCs w:val="24"/>
-        </w:rPr>
-        <w:t>́</w:t>
+        </w:rPr>
+        <w:t>бе, ви</w:t>
       </w:r>
       <w:r>
         <w:rPr>
@@ -10402,15 +10272,6 @@
           <w:b/>
           <w:color w:val="000000"/>
           <w:sz w:val="24"/>
-          <w:szCs w:val="24"/>
-        </w:rPr>
-        <w:t>лос молі</w:t>
-      </w:r>
-      <w:r>
-        <w:rPr>
-          <w:rFonts w:ascii="Times New Roman" w:hAnsi="Times New Roman"/>
-          <w:sz w:val="24"/>
-          <w:szCs w:val="24"/>
         </w:rPr>
         <w:t>́</w:t>
       </w:r>
@@ -10420,17 +10281,8 @@
           <w:b/>
           <w:color w:val="000000"/>
           <w:sz w:val="24"/>
-          <w:szCs w:val="24"/>
-        </w:rPr>
-        <w:t>ння мого</w:t>
-      </w:r>
-      <w:r>
-        <w:rPr>
-          <w:rFonts w:ascii="Times New Roman" w:hAnsi="Times New Roman"/>
-          <w:sz w:val="24"/>
-          <w:szCs w:val="24"/>
-        </w:rPr>
-        <w:t>́</w:t>
+        </w:rPr>
+        <w:t>слухай мене</w:t>
       </w:r>
       <w:r>
         <w:rPr>
@@ -10438,15 +10290,6 @@
           <w:b/>
           <w:color w:val="000000"/>
           <w:sz w:val="24"/>
-          <w:szCs w:val="24"/>
-        </w:rPr>
-        <w:t>,* коли</w:t>
-      </w:r>
-      <w:r>
-        <w:rPr>
-          <w:rFonts w:ascii="Times New Roman" w:hAnsi="Times New Roman"/>
-          <w:sz w:val="24"/>
-          <w:szCs w:val="24"/>
         </w:rPr>
         <w:t>́</w:t>
       </w:r>
@@ -10456,17 +10299,8 @@
           <w:b/>
           <w:color w:val="000000"/>
           <w:sz w:val="24"/>
-          <w:szCs w:val="24"/>
-        </w:rPr>
-        <w:t xml:space="preserve"> взива</w:t>
-      </w:r>
-      <w:r>
-        <w:rPr>
-          <w:rFonts w:ascii="Times New Roman" w:hAnsi="Times New Roman"/>
-          <w:sz w:val="24"/>
-          <w:szCs w:val="24"/>
-        </w:rPr>
-        <w:t>́</w:t>
+        </w:rPr>
+        <w:t>.* Почу</w:t>
       </w:r>
       <w:r>
         <w:rPr>
@@ -10474,15 +10308,6 @@
           <w:b/>
           <w:color w:val="000000"/>
           <w:sz w:val="24"/>
-          <w:szCs w:val="24"/>
-        </w:rPr>
-        <w:t>ю до Те</w:t>
-      </w:r>
-      <w:r>
-        <w:rPr>
-          <w:rFonts w:ascii="Times New Roman" w:hAnsi="Times New Roman"/>
-          <w:sz w:val="24"/>
-          <w:szCs w:val="24"/>
         </w:rPr>
         <w:t>́</w:t>
       </w:r>
@@ -10492,17 +10317,8 @@
           <w:b/>
           <w:color w:val="000000"/>
           <w:sz w:val="24"/>
-          <w:szCs w:val="24"/>
-        </w:rPr>
-        <w:t>бе.* Ви</w:t>
-      </w:r>
-      <w:r>
-        <w:rPr>
-          <w:rFonts w:ascii="Times New Roman" w:hAnsi="Times New Roman"/>
-          <w:sz w:val="24"/>
-          <w:szCs w:val="24"/>
-        </w:rPr>
-        <w:t>́</w:t>
+        </w:rPr>
+        <w:t>й го</w:t>
       </w:r>
       <w:r>
         <w:rPr>
@@ -10510,15 +10326,6 @@
           <w:b/>
           <w:color w:val="000000"/>
           <w:sz w:val="24"/>
-          <w:szCs w:val="24"/>
-        </w:rPr>
-        <w:t>слухай мене</w:t>
-      </w:r>
-      <w:r>
-        <w:rPr>
-          <w:rFonts w:ascii="Times New Roman" w:hAnsi="Times New Roman"/>
-          <w:sz w:val="24"/>
-          <w:szCs w:val="24"/>
         </w:rPr>
         <w:t>́</w:t>
       </w:r>
@@ -10528,17 +10335,8 @@
           <w:b/>
           <w:color w:val="000000"/>
           <w:sz w:val="24"/>
-          <w:szCs w:val="24"/>
-        </w:rPr>
-        <w:t>, Го</w:t>
-      </w:r>
-      <w:r>
-        <w:rPr>
-          <w:rFonts w:ascii="Times New Roman" w:hAnsi="Times New Roman"/>
-          <w:sz w:val="24"/>
-          <w:szCs w:val="24"/>
-        </w:rPr>
-        <w:t>́</w:t>
+        </w:rPr>
+        <w:t>лос молі</w:t>
       </w:r>
       <w:r>
         <w:rPr>
@@ -10546,37 +10344,17 @@
           <w:b/>
           <w:color w:val="000000"/>
           <w:sz w:val="24"/>
-          <w:szCs w:val="24"/>
-        </w:rPr>
-        <w:t>споди.</w:t>
-      </w:r>
-    </w:p>
-    <w:p>
-      <w:pPr>
-        <w:spacing w:after="120"/>
-        <w:rPr>
-          <w:rFonts w:ascii="Times New Roman" w:hAnsi="Times New Roman"/>
-          <w:sz w:val="24"/>
-          <w:szCs w:val="24"/>
-        </w:rPr>
-      </w:pPr>
+        </w:rPr>
+        <w:t>́</w:t>
+      </w:r>
       <w:r>
         <w:rPr>
           <w:rFonts w:ascii="Times New Roman" w:hAnsi="Times New Roman"/>
           <w:b/>
           <w:color w:val="000000"/>
           <w:sz w:val="24"/>
-          <w:szCs w:val="24"/>
-        </w:rPr>
-        <w:t>Неха</w:t>
-      </w:r>
-      <w:r>
-        <w:rPr>
-          <w:rFonts w:ascii="Times New Roman" w:hAnsi="Times New Roman"/>
-          <w:sz w:val="24"/>
-          <w:szCs w:val="24"/>
-        </w:rPr>
-        <w:t>́</w:t>
+        </w:rPr>
+        <w:t>ння мого</w:t>
       </w:r>
       <w:r>
         <w:rPr>
@@ -10584,15 +10362,6 @@
           <w:b/>
           <w:color w:val="000000"/>
           <w:sz w:val="24"/>
-          <w:szCs w:val="24"/>
-        </w:rPr>
-        <w:t>й піднесе</w:t>
-      </w:r>
-      <w:r>
-        <w:rPr>
-          <w:rFonts w:ascii="Times New Roman" w:hAnsi="Times New Roman"/>
-          <w:sz w:val="24"/>
-          <w:szCs w:val="24"/>
         </w:rPr>
         <w:t>́</w:t>
       </w:r>
@@ -10602,17 +10371,8 @@
           <w:b/>
           <w:color w:val="000000"/>
           <w:sz w:val="24"/>
-          <w:szCs w:val="24"/>
-        </w:rPr>
-        <w:t>ться моли</w:t>
-      </w:r>
-      <w:r>
-        <w:rPr>
-          <w:rFonts w:ascii="Times New Roman" w:hAnsi="Times New Roman"/>
-          <w:sz w:val="24"/>
-          <w:szCs w:val="24"/>
-        </w:rPr>
-        <w:t>́</w:t>
+        </w:rPr>
+        <w:t>,* коли</w:t>
       </w:r>
       <w:r>
         <w:rPr>
@@ -10620,15 +10380,6 @@
           <w:b/>
           <w:color w:val="000000"/>
           <w:sz w:val="24"/>
-          <w:szCs w:val="24"/>
-        </w:rPr>
-        <w:t>тва моя</w:t>
-      </w:r>
-      <w:r>
-        <w:rPr>
-          <w:rFonts w:ascii="Times New Roman" w:hAnsi="Times New Roman"/>
-          <w:sz w:val="24"/>
-          <w:szCs w:val="24"/>
         </w:rPr>
         <w:t>́</w:t>
       </w:r>
@@ -10638,17 +10389,8 @@
           <w:b/>
           <w:color w:val="000000"/>
           <w:sz w:val="24"/>
-          <w:szCs w:val="24"/>
-        </w:rPr>
-        <w:t>,* мов кади</w:t>
-      </w:r>
-      <w:r>
-        <w:rPr>
-          <w:rFonts w:ascii="Times New Roman" w:hAnsi="Times New Roman"/>
-          <w:sz w:val="24"/>
-          <w:szCs w:val="24"/>
-        </w:rPr>
-        <w:t>́</w:t>
+        </w:rPr>
+        <w:t xml:space="preserve"> взива</w:t>
       </w:r>
       <w:r>
         <w:rPr>
@@ -10656,15 +10398,6 @@
           <w:b/>
           <w:color w:val="000000"/>
           <w:sz w:val="24"/>
-          <w:szCs w:val="24"/>
-        </w:rPr>
-        <w:t>ло пе</w:t>
-      </w:r>
-      <w:r>
-        <w:rPr>
-          <w:rFonts w:ascii="Times New Roman" w:hAnsi="Times New Roman"/>
-          <w:sz w:val="24"/>
-          <w:szCs w:val="24"/>
         </w:rPr>
         <w:t>́</w:t>
       </w:r>
@@ -10674,17 +10407,8 @@
           <w:b/>
           <w:color w:val="000000"/>
           <w:sz w:val="24"/>
-          <w:szCs w:val="24"/>
-        </w:rPr>
-        <w:t>ред Тобо</w:t>
-      </w:r>
-      <w:r>
-        <w:rPr>
-          <w:rFonts w:ascii="Times New Roman" w:hAnsi="Times New Roman"/>
-          <w:sz w:val="24"/>
-          <w:szCs w:val="24"/>
-        </w:rPr>
-        <w:t>́</w:t>
+        </w:rPr>
+        <w:t>ю до Те</w:t>
       </w:r>
       <w:r>
         <w:rPr>
@@ -10692,15 +10416,6 @@
           <w:b/>
           <w:color w:val="000000"/>
           <w:sz w:val="24"/>
-          <w:szCs w:val="24"/>
-        </w:rPr>
-        <w:t>ю;* підно</w:t>
-      </w:r>
-      <w:r>
-        <w:rPr>
-          <w:rFonts w:ascii="Times New Roman" w:hAnsi="Times New Roman"/>
-          <w:sz w:val="24"/>
-          <w:szCs w:val="24"/>
         </w:rPr>
         <w:t>́</w:t>
       </w:r>
@@ -10710,17 +10425,8 @@
           <w:b/>
           <w:color w:val="000000"/>
           <w:sz w:val="24"/>
-          <w:szCs w:val="24"/>
-        </w:rPr>
-        <w:t>шення рук мої</w:t>
-      </w:r>
-      <w:r>
-        <w:rPr>
-          <w:rFonts w:ascii="Times New Roman" w:hAnsi="Times New Roman"/>
-          <w:sz w:val="24"/>
-          <w:szCs w:val="24"/>
-        </w:rPr>
-        <w:t>́</w:t>
+        </w:rPr>
+        <w:t>бе.* Ви</w:t>
       </w:r>
       <w:r>
         <w:rPr>
@@ -10728,15 +10434,6 @@
           <w:b/>
           <w:color w:val="000000"/>
           <w:sz w:val="24"/>
-          <w:szCs w:val="24"/>
-        </w:rPr>
-        <w:t>х,* як же</w:t>
-      </w:r>
-      <w:r>
-        <w:rPr>
-          <w:rFonts w:ascii="Times New Roman" w:hAnsi="Times New Roman"/>
-          <w:sz w:val="24"/>
-          <w:szCs w:val="24"/>
         </w:rPr>
         <w:t>́</w:t>
       </w:r>
@@ -10746,17 +10443,8 @@
           <w:b/>
           <w:color w:val="000000"/>
           <w:sz w:val="24"/>
-          <w:szCs w:val="24"/>
-        </w:rPr>
-        <w:t>ртва вечі</w:t>
-      </w:r>
-      <w:r>
-        <w:rPr>
-          <w:rFonts w:ascii="Times New Roman" w:hAnsi="Times New Roman"/>
-          <w:sz w:val="24"/>
-          <w:szCs w:val="24"/>
-        </w:rPr>
-        <w:t>́</w:t>
+        </w:rPr>
+        <w:t>слухай мене</w:t>
       </w:r>
       <w:r>
         <w:rPr>
@@ -10764,15 +10452,6 @@
           <w:b/>
           <w:color w:val="000000"/>
           <w:sz w:val="24"/>
-          <w:szCs w:val="24"/>
-        </w:rPr>
-        <w:t>рня.* Ви</w:t>
-      </w:r>
-      <w:r>
-        <w:rPr>
-          <w:rFonts w:ascii="Times New Roman" w:hAnsi="Times New Roman"/>
-          <w:sz w:val="24"/>
-          <w:szCs w:val="24"/>
         </w:rPr>
         <w:t>́</w:t>
       </w:r>
@@ -10782,17 +10461,8 @@
           <w:b/>
           <w:color w:val="000000"/>
           <w:sz w:val="24"/>
-          <w:szCs w:val="24"/>
-        </w:rPr>
-        <w:t>слухай мене</w:t>
-      </w:r>
-      <w:r>
-        <w:rPr>
-          <w:rFonts w:ascii="Times New Roman" w:hAnsi="Times New Roman"/>
-          <w:sz w:val="24"/>
-          <w:szCs w:val="24"/>
-        </w:rPr>
-        <w:t>́</w:t>
+        </w:rPr>
+        <w:t>, Го</w:t>
       </w:r>
       <w:r>
         <w:rPr>
@@ -10800,15 +10470,6 @@
           <w:b/>
           <w:color w:val="000000"/>
           <w:sz w:val="24"/>
-          <w:szCs w:val="24"/>
-        </w:rPr>
-        <w:t>, Го</w:t>
-      </w:r>
-      <w:r>
-        <w:rPr>
-          <w:rFonts w:ascii="Times New Roman" w:hAnsi="Times New Roman"/>
-          <w:sz w:val="24"/>
-          <w:szCs w:val="24"/>
         </w:rPr>
         <w:t>́</w:t>
       </w:r>
@@ -10818,7 +10479,282 @@
           <w:b/>
           <w:color w:val="000000"/>
           <w:sz w:val="24"/>
-          <w:szCs w:val="24"/>
+        </w:rPr>
+        <w:t>споди.</w:t>
+      </w:r>
+    </w:p>
+    <w:p>
+      <w:pPr>
+        <w:pStyle w:val="Normal"/>
+        <w:spacing w:after="120"/>
+      </w:pPr>
+      <w:r>
+        <w:rPr>
+          <w:rFonts w:ascii="Times New Roman" w:hAnsi="Times New Roman"/>
+          <w:b/>
+          <w:color w:val="000000"/>
+          <w:sz w:val="24"/>
+        </w:rPr>
+        <w:t>Неха</w:t>
+      </w:r>
+      <w:r>
+        <w:rPr>
+          <w:rFonts w:ascii="Times New Roman" w:hAnsi="Times New Roman"/>
+          <w:b/>
+          <w:color w:val="000000"/>
+          <w:sz w:val="24"/>
+        </w:rPr>
+        <w:t>́</w:t>
+      </w:r>
+      <w:r>
+        <w:rPr>
+          <w:rFonts w:ascii="Times New Roman" w:hAnsi="Times New Roman"/>
+          <w:b/>
+          <w:color w:val="000000"/>
+          <w:sz w:val="24"/>
+        </w:rPr>
+        <w:t>й піднесе</w:t>
+      </w:r>
+      <w:r>
+        <w:rPr>
+          <w:rFonts w:ascii="Times New Roman" w:hAnsi="Times New Roman"/>
+          <w:b/>
+          <w:color w:val="000000"/>
+          <w:sz w:val="24"/>
+        </w:rPr>
+        <w:t>́</w:t>
+      </w:r>
+      <w:r>
+        <w:rPr>
+          <w:rFonts w:ascii="Times New Roman" w:hAnsi="Times New Roman"/>
+          <w:b/>
+          <w:color w:val="000000"/>
+          <w:sz w:val="24"/>
+        </w:rPr>
+        <w:t>ться моли</w:t>
+      </w:r>
+      <w:r>
+        <w:rPr>
+          <w:rFonts w:ascii="Times New Roman" w:hAnsi="Times New Roman"/>
+          <w:b/>
+          <w:color w:val="000000"/>
+          <w:sz w:val="24"/>
+        </w:rPr>
+        <w:t>́</w:t>
+      </w:r>
+      <w:r>
+        <w:rPr>
+          <w:rFonts w:ascii="Times New Roman" w:hAnsi="Times New Roman"/>
+          <w:b/>
+          <w:color w:val="000000"/>
+          <w:sz w:val="24"/>
+        </w:rPr>
+        <w:t>тва моя</w:t>
+      </w:r>
+      <w:r>
+        <w:rPr>
+          <w:rFonts w:ascii="Times New Roman" w:hAnsi="Times New Roman"/>
+          <w:b/>
+          <w:color w:val="000000"/>
+          <w:sz w:val="24"/>
+        </w:rPr>
+        <w:t>́</w:t>
+      </w:r>
+      <w:r>
+        <w:rPr>
+          <w:rFonts w:ascii="Times New Roman" w:hAnsi="Times New Roman"/>
+          <w:b/>
+          <w:color w:val="000000"/>
+          <w:sz w:val="24"/>
+        </w:rPr>
+        <w:t>,* мов кади</w:t>
+      </w:r>
+      <w:r>
+        <w:rPr>
+          <w:rFonts w:ascii="Times New Roman" w:hAnsi="Times New Roman"/>
+          <w:b/>
+          <w:color w:val="000000"/>
+          <w:sz w:val="24"/>
+        </w:rPr>
+        <w:t>́</w:t>
+      </w:r>
+      <w:r>
+        <w:rPr>
+          <w:rFonts w:ascii="Times New Roman" w:hAnsi="Times New Roman"/>
+          <w:b/>
+          <w:color w:val="000000"/>
+          <w:sz w:val="24"/>
+        </w:rPr>
+        <w:t>ло пе</w:t>
+      </w:r>
+      <w:r>
+        <w:rPr>
+          <w:rFonts w:ascii="Times New Roman" w:hAnsi="Times New Roman"/>
+          <w:b/>
+          <w:color w:val="000000"/>
+          <w:sz w:val="24"/>
+        </w:rPr>
+        <w:t>́</w:t>
+      </w:r>
+      <w:r>
+        <w:rPr>
+          <w:rFonts w:ascii="Times New Roman" w:hAnsi="Times New Roman"/>
+          <w:b/>
+          <w:color w:val="000000"/>
+          <w:sz w:val="24"/>
+        </w:rPr>
+        <w:t>ред Тобо</w:t>
+      </w:r>
+      <w:r>
+        <w:rPr>
+          <w:rFonts w:ascii="Times New Roman" w:hAnsi="Times New Roman"/>
+          <w:b/>
+          <w:color w:val="000000"/>
+          <w:sz w:val="24"/>
+        </w:rPr>
+        <w:t>́</w:t>
+      </w:r>
+      <w:r>
+        <w:rPr>
+          <w:rFonts w:ascii="Times New Roman" w:hAnsi="Times New Roman"/>
+          <w:b/>
+          <w:color w:val="000000"/>
+          <w:sz w:val="24"/>
+        </w:rPr>
+        <w:t>ю;* підно</w:t>
+      </w:r>
+      <w:r>
+        <w:rPr>
+          <w:rFonts w:ascii="Times New Roman" w:hAnsi="Times New Roman"/>
+          <w:b/>
+          <w:color w:val="000000"/>
+          <w:sz w:val="24"/>
+        </w:rPr>
+        <w:t>́</w:t>
+      </w:r>
+      <w:r>
+        <w:rPr>
+          <w:rFonts w:ascii="Times New Roman" w:hAnsi="Times New Roman"/>
+          <w:b/>
+          <w:color w:val="000000"/>
+          <w:sz w:val="24"/>
+        </w:rPr>
+        <w:t>шення рук мої</w:t>
+      </w:r>
+      <w:r>
+        <w:rPr>
+          <w:rFonts w:ascii="Times New Roman" w:hAnsi="Times New Roman"/>
+          <w:b/>
+          <w:color w:val="000000"/>
+          <w:sz w:val="24"/>
+        </w:rPr>
+        <w:t>́</w:t>
+      </w:r>
+      <w:r>
+        <w:rPr>
+          <w:rFonts w:ascii="Times New Roman" w:hAnsi="Times New Roman"/>
+          <w:b/>
+          <w:color w:val="000000"/>
+          <w:sz w:val="24"/>
+        </w:rPr>
+        <w:t>х,* як же</w:t>
+      </w:r>
+      <w:r>
+        <w:rPr>
+          <w:rFonts w:ascii="Times New Roman" w:hAnsi="Times New Roman"/>
+          <w:b/>
+          <w:color w:val="000000"/>
+          <w:sz w:val="24"/>
+        </w:rPr>
+        <w:t>́</w:t>
+      </w:r>
+      <w:r>
+        <w:rPr>
+          <w:rFonts w:ascii="Times New Roman" w:hAnsi="Times New Roman"/>
+          <w:b/>
+          <w:color w:val="000000"/>
+          <w:sz w:val="24"/>
+        </w:rPr>
+        <w:t>ртва вечі</w:t>
+      </w:r>
+      <w:r>
+        <w:rPr>
+          <w:rFonts w:ascii="Times New Roman" w:hAnsi="Times New Roman"/>
+          <w:b/>
+          <w:color w:val="000000"/>
+          <w:sz w:val="24"/>
+        </w:rPr>
+        <w:t>́</w:t>
+      </w:r>
+      <w:r>
+        <w:rPr>
+          <w:rFonts w:ascii="Times New Roman" w:hAnsi="Times New Roman"/>
+          <w:b/>
+          <w:color w:val="000000"/>
+          <w:sz w:val="24"/>
+        </w:rPr>
+        <w:t xml:space="preserve">рня.* </w:t>
+      </w:r>
+      <w:r>
+        <w:rPr>
+          <w:rFonts w:ascii="Times New Roman" w:hAnsi="Times New Roman"/>
+          <w:b/>
+          <w:color w:val="000000"/>
+          <w:sz w:val="24"/>
+        </w:rPr>
+        <w:t>Ви</w:t>
+      </w:r>
+      <w:r>
+        <w:rPr>
+          <w:rFonts w:ascii="Times New Roman" w:hAnsi="Times New Roman"/>
+          <w:b/>
+          <w:color w:val="000000"/>
+          <w:sz w:val="24"/>
+        </w:rPr>
+        <w:t>́</w:t>
+      </w:r>
+      <w:r>
+        <w:rPr>
+          <w:rFonts w:ascii="Times New Roman" w:hAnsi="Times New Roman"/>
+          <w:b/>
+          <w:color w:val="000000"/>
+          <w:sz w:val="24"/>
+        </w:rPr>
+        <w:t>слухай мене</w:t>
+      </w:r>
+      <w:r>
+        <w:rPr>
+          <w:rFonts w:ascii="Times New Roman" w:hAnsi="Times New Roman"/>
+          <w:b/>
+          <w:color w:val="000000"/>
+          <w:sz w:val="24"/>
+        </w:rPr>
+        <w:t>́</w:t>
+      </w:r>
+      <w:r>
+        <w:rPr>
+          <w:rFonts w:ascii="Times New Roman" w:hAnsi="Times New Roman"/>
+          <w:b/>
+          <w:color w:val="000000"/>
+          <w:sz w:val="24"/>
+        </w:rPr>
+        <w:t>, Го</w:t>
+      </w:r>
+      <w:r>
+        <w:rPr>
+          <w:rFonts w:ascii="Times New Roman" w:hAnsi="Times New Roman"/>
+          <w:b/>
+          <w:color w:val="000000"/>
+          <w:sz w:val="24"/>
+        </w:rPr>
+        <w:t>́</w:t>
+      </w:r>
+      <w:r>
+        <w:rPr>
+          <w:rFonts w:ascii="Times New Roman" w:hAnsi="Times New Roman"/>
+          <w:b/>
+          <w:color w:val="000000"/>
+          <w:sz w:val="24"/>
         </w:rPr>
         <w:t>споди.</w:t>
       </w:r>

--- a/flow/20230914_vu_template/drafts/2024-11-u/15-ПТ-Гурія_Авіва.docx
+++ b/flow/20230914_vu_template/drafts/2024-11-u/15-ПТ-Гурія_Авіва.docx
@@ -1901,9 +1901,8 @@
         <w:rPr>
           <w:rFonts w:ascii="Times New Roman" w:hAnsi="Times New Roman"/>
           <w:i/>
-          <w:color w:val="FF0000"/>
-          <w:sz w:val="24"/>
-          <w:szCs w:val="24"/>
+          <w:color w:val="FF4400"/>
+          <w:sz w:val="24"/>
         </w:rPr>
         <w:t>Священник:</w:t>
       </w:r>
@@ -1911,7 +1910,6 @@
         <w:rPr>
           <w:rFonts w:ascii="Times New Roman" w:hAnsi="Times New Roman"/>
           <w:sz w:val="24"/>
-          <w:szCs w:val="24"/>
         </w:rPr>
         <w:t xml:space="preserve"> Бо Твоє є царство, і сила, і слава, Отця, і Сина, і Святого Духа, нині, і повсякчас, і на віки віків.</w:t>
       </w:r>
@@ -10016,7 +10014,6 @@
           <w:i/>
           <w:color w:val="FF4400"/>
           <w:sz w:val="24"/>
-          <w:szCs w:val="24"/>
         </w:rPr>
         <w:t>Священник:</w:t>
       </w:r>
@@ -10024,17 +10021,8 @@
         <w:rPr>
           <w:rFonts w:ascii="Times New Roman" w:hAnsi="Times New Roman"/>
           <w:sz w:val="24"/>
-          <w:szCs w:val="24"/>
-        </w:rPr>
-        <w:t xml:space="preserve"> Бо Тобі належить усяка слава, честь і пок</w:t>
-      </w:r>
-      <w:r>
-        <w:rPr>
-          <w:rFonts w:ascii="Times New Roman" w:hAnsi="Times New Roman"/>
-          <w:sz w:val="24"/>
-          <w:szCs w:val="24"/>
-        </w:rPr>
-        <w:t>лоніння, Отцю, і Сину, і Святому Духові, нині, і повсякчас, і на віки віків.</w:t>
+        </w:rPr>
+        <w:t xml:space="preserve"> Бо Тобі належить усяка слава, честь і поклоніння, Отцю, і Сину, і Святому Духові, нині, і повсякчас, і на віки віків.</w:t>
       </w:r>
     </w:p>
     <w:p>
@@ -21900,9 +21888,8 @@
         <w:rPr>
           <w:rFonts w:ascii="Times New Roman" w:hAnsi="Times New Roman"/>
           <w:i/>
-          <w:color w:val="FF0000"/>
-          <w:sz w:val="24"/>
-          <w:szCs w:val="24"/>
+          <w:color w:val="FF4400"/>
+          <w:sz w:val="24"/>
         </w:rPr>
         <w:t>Священник:</w:t>
       </w:r>
@@ -21910,7 +21897,6 @@
         <w:rPr>
           <w:rFonts w:ascii="Times New Roman" w:hAnsi="Times New Roman"/>
           <w:sz w:val="24"/>
-          <w:szCs w:val="24"/>
         </w:rPr>
         <w:t xml:space="preserve"> Бо Твоє є царство, і сила, і слава, Отця, і Сина, і Святого Духа, нині, і повсякчас, і на віки віків.</w:t>
       </w:r>
@@ -22444,17 +22430,15 @@
           <w:i/>
           <w:color w:val="FF4400"/>
           <w:sz w:val="24"/>
-          <w:szCs w:val="24"/>
-        </w:rPr>
-        <w:t xml:space="preserve">Священник: </w:t>
-      </w:r>
-      <w:r>
-        <w:rPr>
-          <w:rFonts w:ascii="Times New Roman" w:hAnsi="Times New Roman"/>
-          <w:sz w:val="24"/>
-          <w:szCs w:val="24"/>
-        </w:rPr>
-        <w:t>Бо милостивий і людинолюбний Бог єси, і Тобі славу возсилаємо, Отцю, і Сину, і Святому Духові, нині, і повсякчас, і на віки віків.</w:t>
+        </w:rPr>
+        <w:t>Священник:</w:t>
+      </w:r>
+      <w:r>
+        <w:rPr>
+          <w:rFonts w:ascii="Times New Roman" w:hAnsi="Times New Roman"/>
+          <w:sz w:val="24"/>
+        </w:rPr>
+        <w:t xml:space="preserve"> Бо милостивий і людинолюбний Бог єси, і Тобі славу возсилаємо, Отцю, і Сину, і Святому Духові, нині, і повсякчас, і на віки віків.</w:t>
       </w:r>
     </w:p>
     <w:p>
@@ -22575,19 +22559,47 @@
         <w:rPr>
           <w:rFonts w:ascii="Times New Roman" w:hAnsi="Times New Roman"/>
           <w:i/>
+          <w:color w:val="FF4400"/>
+          <w:sz w:val="24"/>
+        </w:rPr>
+        <w:t>Священник:</w:t>
+      </w:r>
+      <w:r>
+        <w:rPr>
+          <w:rFonts w:ascii="Times New Roman" w:hAnsi="Times New Roman"/>
+          <w:sz w:val="24"/>
+        </w:rPr>
+        <w:t xml:space="preserve"> Сла́ва Тобі́, Хри́сте Бо́же, упова́ння на́ше, сла́ва Тобі́!</w:t>
+      </w:r>
+    </w:p>
+    <w:p>
+      <w:pPr>
+        <w:pStyle w:val="Normal"/>
+        <w:spacing w:after="120"/>
+      </w:pPr>
+      <w:r>
+        <w:rPr>
+          <w:rFonts w:ascii="Times New Roman" w:hAnsi="Times New Roman"/>
+          <w:i/>
           <w:color w:val="FF0000"/>
           <w:sz w:val="24"/>
         </w:rPr>
-        <w:t>Священ</w:t>
-      </w:r>
-      <w:r>
-        <w:rPr>
-          <w:rFonts w:ascii="Times New Roman" w:hAnsi="Times New Roman"/>
-          <w:i/>
+        <w:t>Вірні:</w:t>
+      </w:r>
+      <w:r>
+        <w:rPr>
+          <w:rFonts w:ascii="Times New Roman" w:hAnsi="Times New Roman"/>
           <w:color w:val="FF0000"/>
           <w:sz w:val="24"/>
         </w:rPr>
-        <w:t>н</w:t>
+        <w:t xml:space="preserve"> </w:t>
+      </w:r>
+      <w:r>
+        <w:rPr>
+          <w:rFonts w:ascii="Times New Roman" w:hAnsi="Times New Roman"/>
+          <w:sz w:val="24"/>
+        </w:rPr>
+        <w:t xml:space="preserve">Сла́ва Отцю́, і Си́ну, і Свято́му Ду́хові, і ни́ні, і повсякча́с, і на ві́ки вікі́в. Амі́нь. Го́споди, поми́луй. </w:t>
       </w:r>
       <w:r>
         <w:rPr>
@@ -22596,60 +22608,6 @@
           <w:color w:val="FF0000"/>
           <w:sz w:val="24"/>
         </w:rPr>
-        <w:t>ик:</w:t>
-      </w:r>
-      <w:r>
-        <w:rPr>
-          <w:rFonts w:ascii="Times New Roman" w:hAnsi="Times New Roman"/>
-          <w:color w:val="FF0000"/>
-          <w:sz w:val="24"/>
-        </w:rPr>
-        <w:t xml:space="preserve"> </w:t>
-      </w:r>
-      <w:r>
-        <w:rPr>
-          <w:rFonts w:ascii="Times New Roman" w:hAnsi="Times New Roman"/>
-          <w:sz w:val="24"/>
-        </w:rPr>
-        <w:t>Сла́ва Тобі́, Хри́сте Бо́же, упова́ння на́ше, сла́ва Тобі́!</w:t>
-      </w:r>
-    </w:p>
-    <w:p>
-      <w:pPr>
-        <w:pStyle w:val="Normal"/>
-        <w:spacing w:after="120"/>
-      </w:pPr>
-      <w:r>
-        <w:rPr>
-          <w:rFonts w:ascii="Times New Roman" w:hAnsi="Times New Roman"/>
-          <w:i/>
-          <w:color w:val="FF0000"/>
-          <w:sz w:val="24"/>
-        </w:rPr>
-        <w:t>Вірні:</w:t>
-      </w:r>
-      <w:r>
-        <w:rPr>
-          <w:rFonts w:ascii="Times New Roman" w:hAnsi="Times New Roman"/>
-          <w:color w:val="FF0000"/>
-          <w:sz w:val="24"/>
-        </w:rPr>
-        <w:t xml:space="preserve"> </w:t>
-      </w:r>
-      <w:r>
-        <w:rPr>
-          <w:rFonts w:ascii="Times New Roman" w:hAnsi="Times New Roman"/>
-          <w:sz w:val="24"/>
-        </w:rPr>
-        <w:t xml:space="preserve">Сла́ва Отцю́, і Си́ну, і Свято́му Ду́хові, і ни́ні, і повсякча́с, і на ві́ки вікі́в. Амі́нь. Го́споди, поми́луй. </w:t>
-      </w:r>
-      <w:r>
-        <w:rPr>
-          <w:rFonts w:ascii="Times New Roman" w:hAnsi="Times New Roman"/>
-          <w:i/>
-          <w:color w:val="FF0000"/>
-          <w:sz w:val="24"/>
-        </w:rPr>
         <w:t>(3 р.)</w:t>
       </w:r>
       <w:r>
@@ -22663,82 +22621,38 @@
     <w:p>
       <w:pPr>
         <w:spacing w:after="120"/>
-        <w:jc w:val="both"/>
-        <w:rPr>
-          <w:rFonts w:ascii="Times New Roman" w:hAnsi="Times New Roman"/>
-          <w:sz w:val="24"/>
-          <w:szCs w:val="24"/>
-        </w:rPr>
-      </w:pPr>
-      <w:r>
-        <w:rPr>
-          <w:rFonts w:ascii="Times New Roman" w:hAnsi="Times New Roman"/>
-          <w:i/>
-          <w:color w:val="FF0000"/>
-          <w:sz w:val="24"/>
-          <w:szCs w:val="24"/>
-        </w:rPr>
-        <w:t>Священик:</w:t>
-      </w:r>
-      <w:r>
-        <w:rPr>
-          <w:rFonts w:ascii="Times New Roman" w:hAnsi="Times New Roman"/>
-          <w:color w:val="FF0000"/>
-          <w:sz w:val="24"/>
-          <w:szCs w:val="24"/>
-        </w:rPr>
-        <w:t xml:space="preserve"> </w:t>
-      </w:r>
-      <w:r>
-        <w:rPr>
-          <w:rFonts w:ascii="Times New Roman" w:hAnsi="Times New Roman"/>
-          <w:sz w:val="24"/>
-          <w:szCs w:val="24"/>
-        </w:rPr>
-        <w:t>Христос, істинний Бог наш, молитвами пречистої своєї Матері, силою чесного і животворчого хреста, святих, славних і всехвальних апостолів, і святого (</w:t>
-      </w:r>
-      <w:r>
-        <w:rPr>
-          <w:rFonts w:ascii="Times New Roman" w:hAnsi="Times New Roman"/>
-          <w:i/>
-          <w:color w:val="FF0000"/>
-          <w:sz w:val="24"/>
-          <w:szCs w:val="24"/>
-        </w:rPr>
-        <w:t>ім'я, якого є храм</w:t>
-      </w:r>
-      <w:r>
-        <w:rPr>
-          <w:rFonts w:ascii="Times New Roman" w:hAnsi="Times New Roman"/>
-          <w:sz w:val="24"/>
-          <w:szCs w:val="24"/>
-        </w:rPr>
-        <w:t>), і святих муче</w:t>
-      </w:r>
-      <w:r>
-        <w:rPr>
-          <w:rFonts w:ascii="Times New Roman" w:hAnsi="Times New Roman"/>
-          <w:sz w:val="24"/>
-          <w:szCs w:val="24"/>
-        </w:rPr>
-        <w:t xml:space="preserve">ників </w:t>
-      </w:r>
-      <w:r>
-        <w:rPr>
-          <w:rFonts w:ascii="Times New Roman" w:hAnsi="Times New Roman"/>
-          <w:color w:val="000000"/>
-          <w:sz w:val="24"/>
-          <w:szCs w:val="24"/>
-        </w:rPr>
-        <w:t>і ісповідників Гурія, Самона й Авіва</w:t>
-      </w:r>
-      <w:r>
-        <w:rPr>
-          <w:rFonts w:ascii="Times New Roman" w:hAnsi="Times New Roman"/>
-          <w:sz w:val="24"/>
-          <w:szCs w:val="24"/>
-        </w:rPr>
-        <w:t>, і всіх святих, помилує і спасе нас, як благий і людинолюбний.</w:t>
+      </w:pPr>
+      <w:r>
+        <w:rPr>
+          <w:rFonts w:ascii="Times New Roman" w:hAnsi="Times New Roman"/>
+          <w:i/>
+          <w:color w:val="FF4400"/>
+          <w:sz w:val="24"/>
+        </w:rPr>
+        <w:t>Священник:</w:t>
+      </w:r>
+      <w:r>
+        <w:rPr>
+          <w:rFonts w:ascii="Times New Roman" w:hAnsi="Times New Roman"/>
+          <w:sz w:val="24"/>
+        </w:rPr>
+        <w:t xml:space="preserve"> Христос, істинний Бог наш - молитвами пречистої Своєї Матері, силою чесного і животворчого хреста, заступництвом святих славних і всехвальних апостолів, і святого, </w:t>
+      </w:r>
+      <w:r>
+        <w:rPr>
+          <w:rFonts w:ascii="Times New Roman" w:hAnsi="Times New Roman"/>
+          <w:i/>
+          <w:color w:val="FF4400"/>
+          <w:sz w:val="24"/>
+        </w:rPr>
+        <w:t>якого є храм</w:t>
+      </w:r>
+      <w:r>
+        <w:rPr>
+          <w:rFonts w:ascii="Times New Roman" w:hAnsi="Times New Roman"/>
+          <w:sz w:val="24"/>
+        </w:rPr>
+        <w:t>,  і святих мучеників та ісповідників Гурія, Самона й Авіва, і всіх святих - помилує і спасе нас як благий і людинолюбний.</w:t>
       </w:r>
     </w:p>
     <w:p>
@@ -26932,7 +26846,6 @@
           <w:i/>
           <w:color w:val="FF4400"/>
           <w:sz w:val="24"/>
-          <w:szCs w:val="24"/>
         </w:rPr>
         <w:t>Священник:</w:t>
       </w:r>
@@ -26940,17 +26853,8 @@
         <w:rPr>
           <w:rFonts w:ascii="Times New Roman" w:hAnsi="Times New Roman"/>
           <w:sz w:val="24"/>
-          <w:szCs w:val="24"/>
-        </w:rPr>
-        <w:t xml:space="preserve"> Бо Тобі належить усяка слава, честь і поклоніння, О</w:t>
-      </w:r>
-      <w:r>
-        <w:rPr>
-          <w:rFonts w:ascii="Times New Roman" w:hAnsi="Times New Roman"/>
-          <w:sz w:val="24"/>
-          <w:szCs w:val="24"/>
-        </w:rPr>
-        <w:t>тцю, і Сину, і Святому Духові, нині, і повсякчас, і на віки віків.</w:t>
+        </w:rPr>
+        <w:t xml:space="preserve"> Бо Тобі належить усяка слава, честь і поклоніння, Отцю, і Сину, і Святому Духові, нині, і повсякчас, і на віки віків.</w:t>
       </w:r>
     </w:p>
     <w:p>
@@ -27586,27 +27490,15 @@
           <w:i/>
           <w:color w:val="FF4400"/>
           <w:sz w:val="24"/>
-          <w:szCs w:val="24"/>
         </w:rPr>
         <w:t>Священник:</w:t>
       </w:r>
       <w:r>
         <w:rPr>
           <w:rFonts w:ascii="Times New Roman" w:hAnsi="Times New Roman"/>
-          <w:color w:val="000000"/>
-          <w:sz w:val="24"/>
-          <w:szCs w:val="24"/>
-        </w:rPr>
-        <w:t xml:space="preserve"> Бо Твоя є влада і Твоє є царство, і сила, і слава, Отця, і Сина, і Святого Духа, нині, і повсякчас, і на віки ві</w:t>
-      </w:r>
-      <w:r>
-        <w:rPr>
-          <w:rFonts w:ascii="Times New Roman" w:hAnsi="Times New Roman"/>
-          <w:color w:val="000000"/>
-          <w:sz w:val="24"/>
-          <w:szCs w:val="24"/>
-        </w:rPr>
-        <w:t>ків.</w:t>
+          <w:sz w:val="24"/>
+        </w:rPr>
+        <w:t xml:space="preserve"> Бо Твоя є влада і Твоє є царство, і сила, і слава, Отця, і Сина, і Святого Духа, нині, і повсякчас, і на віки віків.</w:t>
       </w:r>
     </w:p>
     <w:p>
@@ -27972,27 +27864,15 @@
           <w:i/>
           <w:color w:val="FF4400"/>
           <w:sz w:val="24"/>
-          <w:szCs w:val="24"/>
         </w:rPr>
         <w:t>Священник:</w:t>
       </w:r>
       <w:r>
         <w:rPr>
           <w:rFonts w:ascii="Times New Roman" w:hAnsi="Times New Roman"/>
-          <w:color w:val="000000"/>
-          <w:sz w:val="24"/>
-          <w:szCs w:val="24"/>
-        </w:rPr>
-        <w:t xml:space="preserve"> Бо Ти благий і людинолюбний Бог – і Тобі с</w:t>
-      </w:r>
-      <w:r>
-        <w:rPr>
-          <w:rFonts w:ascii="Times New Roman" w:hAnsi="Times New Roman"/>
-          <w:color w:val="000000"/>
-          <w:sz w:val="24"/>
-          <w:szCs w:val="24"/>
-        </w:rPr>
-        <w:t>лаву возсилаємо, Отцю, і Сину, і Святому Духові, нині, і повсякчас, і на віки віків.</w:t>
+          <w:sz w:val="24"/>
+        </w:rPr>
+        <w:t xml:space="preserve"> Бо Ти благий і людинолюбний Бог – і Тобі славу возсилаємо, Отцю, і Сину, і Святому Духові, нині, і повсякчас, і на віки віків.</w:t>
       </w:r>
     </w:p>
     <w:p>
@@ -29407,36 +29287,17 @@
         <w:rPr>
           <w:rFonts w:ascii="Times New Roman" w:hAnsi="Times New Roman"/>
           <w:i/>
-          <w:color w:val="FF0000"/>
-          <w:sz w:val="24"/>
-          <w:szCs w:val="24"/>
-        </w:rPr>
-        <w:t xml:space="preserve">Священник: </w:t>
-      </w:r>
-      <w:r>
-        <w:rPr>
-          <w:rFonts w:ascii="Times New Roman" w:hAnsi="Times New Roman"/>
-          <w:color w:val="000000"/>
-          <w:sz w:val="24"/>
-          <w:szCs w:val="24"/>
-        </w:rPr>
-        <w:t>Бо Ти Бог наш і Тобі славу возсилаємо: Отцю, і Сину, і Святому Духові</w:t>
-      </w:r>
-      <w:r>
-        <w:rPr>
-          <w:rFonts w:ascii="Times New Roman" w:hAnsi="Times New Roman"/>
-          <w:sz w:val="24"/>
-          <w:szCs w:val="24"/>
-        </w:rPr>
-        <w:t>, нині, і повс</w:t>
-      </w:r>
-      <w:r>
-        <w:rPr>
-          <w:rFonts w:ascii="Times New Roman" w:hAnsi="Times New Roman"/>
-          <w:sz w:val="24"/>
-          <w:szCs w:val="24"/>
-        </w:rPr>
-        <w:t>якчас, і на віки віків.</w:t>
+          <w:color w:val="FF4400"/>
+          <w:sz w:val="24"/>
+        </w:rPr>
+        <w:t>Священник:</w:t>
+      </w:r>
+      <w:r>
+        <w:rPr>
+          <w:rFonts w:ascii="Times New Roman" w:hAnsi="Times New Roman"/>
+          <w:sz w:val="24"/>
+        </w:rPr>
+        <w:t xml:space="preserve"> Бо Ти Бог наш і Тобі славу возсилаємо: Отцю, і Сину, і Святому Духові, нині, і повсякчас, і на віки віків.</w:t>
       </w:r>
     </w:p>
     <w:p>
@@ -30367,28 +30228,17 @@
         <w:rPr>
           <w:rFonts w:ascii="Times New Roman" w:hAnsi="Times New Roman"/>
           <w:i/>
-          <w:color w:val="FF0000"/>
-          <w:sz w:val="24"/>
-          <w:szCs w:val="24"/>
-        </w:rPr>
-        <w:t xml:space="preserve">Священник: </w:t>
-      </w:r>
-      <w:r>
-        <w:rPr>
-          <w:rFonts w:ascii="Times New Roman" w:hAnsi="Times New Roman"/>
-          <w:color w:val="000000"/>
-          <w:sz w:val="24"/>
-          <w:szCs w:val="24"/>
-        </w:rPr>
-        <w:t>Бо Ти цар миру і Спас душ наших – і Тобі славу возсилаємо, Отцю, і Сину, і Святому Духові</w:t>
-      </w:r>
-      <w:r>
-        <w:rPr>
-          <w:rFonts w:ascii="Times New Roman" w:hAnsi="Times New Roman"/>
-          <w:sz w:val="24"/>
-          <w:szCs w:val="24"/>
-        </w:rPr>
-        <w:t>, нині, і повсякчас, і на віки віків.</w:t>
+          <w:color w:val="FF4400"/>
+          <w:sz w:val="24"/>
+        </w:rPr>
+        <w:t>Священник:</w:t>
+      </w:r>
+      <w:r>
+        <w:rPr>
+          <w:rFonts w:ascii="Times New Roman" w:hAnsi="Times New Roman"/>
+          <w:sz w:val="24"/>
+        </w:rPr>
+        <w:t xml:space="preserve"> Бо Ти цар миру і Спас душ наших – і Тобі славу возсилаємо, Отцю, і Сину, і Святому Духові, нині, і повсякчас, і на віки віків.</w:t>
       </w:r>
     </w:p>
     <w:p>
@@ -33969,18 +33819,15 @@
           <w:i/>
           <w:color w:val="FF4400"/>
           <w:sz w:val="24"/>
-          <w:szCs w:val="24"/>
-        </w:rPr>
-        <w:t xml:space="preserve">Священник: </w:t>
-      </w:r>
-      <w:r>
-        <w:rPr>
-          <w:rFonts w:ascii="Times New Roman" w:hAnsi="Times New Roman"/>
-          <w:color w:val="000000"/>
-          <w:sz w:val="24"/>
-          <w:szCs w:val="24"/>
-        </w:rPr>
-        <w:t>Бо до Тебе належить милувати і спасати нас, Боже наш, і Тобі славу возсилаємо, Отцю, і Сину, і Святому Духові, нині, і повсякчас, і на віки віків.</w:t>
+        </w:rPr>
+        <w:t>Священник:</w:t>
+      </w:r>
+      <w:r>
+        <w:rPr>
+          <w:rFonts w:ascii="Times New Roman" w:hAnsi="Times New Roman"/>
+          <w:sz w:val="24"/>
+        </w:rPr>
+        <w:t xml:space="preserve"> Бо до Тебе належить милувати і спасати нас, Боже наш, і Тобі славу возсилаємо, Отцю, і Сину, і Святому Духові, нині, і повсякчас, і на віки віків.</w:t>
       </w:r>
     </w:p>
     <w:p>
@@ -36048,9 +35895,8 @@
         <w:rPr>
           <w:rFonts w:ascii="Times New Roman" w:hAnsi="Times New Roman"/>
           <w:i/>
-          <w:color w:val="FF0000"/>
-          <w:sz w:val="24"/>
-          <w:szCs w:val="24"/>
+          <w:color w:val="FF4400"/>
+          <w:sz w:val="24"/>
         </w:rPr>
         <w:t>Священник:</w:t>
       </w:r>
@@ -36058,7 +35904,6 @@
         <w:rPr>
           <w:rFonts w:ascii="Times New Roman" w:hAnsi="Times New Roman"/>
           <w:sz w:val="24"/>
-          <w:szCs w:val="24"/>
         </w:rPr>
         <w:t xml:space="preserve"> Бо Твоє є царство, і сила, і слава, Отця, і Сина, і Святого Духа, нині, і повсякчас, і на віки віків.</w:t>
       </w:r>
@@ -36565,25 +36410,15 @@
           <w:i/>
           <w:color w:val="FF4400"/>
           <w:sz w:val="24"/>
-          <w:szCs w:val="24"/>
-        </w:rPr>
-        <w:t xml:space="preserve">Священник: </w:t>
-      </w:r>
-      <w:r>
-        <w:rPr>
-          <w:rFonts w:ascii="Times New Roman" w:hAnsi="Times New Roman"/>
-          <w:sz w:val="24"/>
-          <w:szCs w:val="24"/>
-        </w:rPr>
-        <w:t>Бо милостивий і людинолюбний Бог єси, і Тобі славу возсилаємо, Отцю, і Сину, і Св</w:t>
-      </w:r>
-      <w:r>
-        <w:rPr>
-          <w:rFonts w:ascii="Times New Roman" w:hAnsi="Times New Roman"/>
-          <w:sz w:val="24"/>
-          <w:szCs w:val="24"/>
-        </w:rPr>
-        <w:t>ятому Духові, нині, і повсякчас, і на віки віків.</w:t>
+        </w:rPr>
+        <w:t>Священник:</w:t>
+      </w:r>
+      <w:r>
+        <w:rPr>
+          <w:rFonts w:ascii="Times New Roman" w:hAnsi="Times New Roman"/>
+          <w:sz w:val="24"/>
+        </w:rPr>
+        <w:t xml:space="preserve"> Бо милостивий і людинолюбний Бог єси, і Тобі славу возсилаємо, Отцю, і Сину, і Святому Духові, нині, і повсякчас, і на віки віків.</w:t>
       </w:r>
     </w:p>
     <w:p>
@@ -36704,19 +36539,47 @@
         <w:rPr>
           <w:rFonts w:ascii="Times New Roman" w:hAnsi="Times New Roman"/>
           <w:i/>
+          <w:color w:val="FF4400"/>
+          <w:sz w:val="24"/>
+        </w:rPr>
+        <w:t>Священник:</w:t>
+      </w:r>
+      <w:r>
+        <w:rPr>
+          <w:rFonts w:ascii="Times New Roman" w:hAnsi="Times New Roman"/>
+          <w:sz w:val="24"/>
+        </w:rPr>
+        <w:t xml:space="preserve"> Сла́ва Тобі́, Хри́сте Бо́же, упова́ння на́ше, сла́ва Тобі́!</w:t>
+      </w:r>
+    </w:p>
+    <w:p>
+      <w:pPr>
+        <w:pStyle w:val="Normal"/>
+        <w:spacing w:after="120"/>
+      </w:pPr>
+      <w:r>
+        <w:rPr>
+          <w:rFonts w:ascii="Times New Roman" w:hAnsi="Times New Roman"/>
+          <w:i/>
           <w:color w:val="FF0000"/>
           <w:sz w:val="24"/>
         </w:rPr>
-        <w:t>Священ</w:t>
-      </w:r>
-      <w:r>
-        <w:rPr>
-          <w:rFonts w:ascii="Times New Roman" w:hAnsi="Times New Roman"/>
-          <w:i/>
+        <w:t>Вірні:</w:t>
+      </w:r>
+      <w:r>
+        <w:rPr>
+          <w:rFonts w:ascii="Times New Roman" w:hAnsi="Times New Roman"/>
           <w:color w:val="FF0000"/>
           <w:sz w:val="24"/>
         </w:rPr>
-        <w:t>н</w:t>
+        <w:t xml:space="preserve"> </w:t>
+      </w:r>
+      <w:r>
+        <w:rPr>
+          <w:rFonts w:ascii="Times New Roman" w:hAnsi="Times New Roman"/>
+          <w:sz w:val="24"/>
+        </w:rPr>
+        <w:t xml:space="preserve">Сла́ва Отцю́, і Си́ну, і Свято́му Ду́хові, і ни́ні, і повсякча́с, і на ві́ки вікі́в. Амі́нь. Го́споди, поми́луй. </w:t>
       </w:r>
       <w:r>
         <w:rPr>
@@ -36725,60 +36588,6 @@
           <w:color w:val="FF0000"/>
           <w:sz w:val="24"/>
         </w:rPr>
-        <w:t>ик:</w:t>
-      </w:r>
-      <w:r>
-        <w:rPr>
-          <w:rFonts w:ascii="Times New Roman" w:hAnsi="Times New Roman"/>
-          <w:color w:val="FF0000"/>
-          <w:sz w:val="24"/>
-        </w:rPr>
-        <w:t xml:space="preserve"> </w:t>
-      </w:r>
-      <w:r>
-        <w:rPr>
-          <w:rFonts w:ascii="Times New Roman" w:hAnsi="Times New Roman"/>
-          <w:sz w:val="24"/>
-        </w:rPr>
-        <w:t>Сла́ва Тобі́, Хри́сте Бо́же, упова́ння на́ше, сла́ва Тобі́!</w:t>
-      </w:r>
-    </w:p>
-    <w:p>
-      <w:pPr>
-        <w:pStyle w:val="Normal"/>
-        <w:spacing w:after="120"/>
-      </w:pPr>
-      <w:r>
-        <w:rPr>
-          <w:rFonts w:ascii="Times New Roman" w:hAnsi="Times New Roman"/>
-          <w:i/>
-          <w:color w:val="FF0000"/>
-          <w:sz w:val="24"/>
-        </w:rPr>
-        <w:t>Вірні:</w:t>
-      </w:r>
-      <w:r>
-        <w:rPr>
-          <w:rFonts w:ascii="Times New Roman" w:hAnsi="Times New Roman"/>
-          <w:color w:val="FF0000"/>
-          <w:sz w:val="24"/>
-        </w:rPr>
-        <w:t xml:space="preserve"> </w:t>
-      </w:r>
-      <w:r>
-        <w:rPr>
-          <w:rFonts w:ascii="Times New Roman" w:hAnsi="Times New Roman"/>
-          <w:sz w:val="24"/>
-        </w:rPr>
-        <w:t xml:space="preserve">Сла́ва Отцю́, і Си́ну, і Свято́му Ду́хові, і ни́ні, і повсякча́с, і на ві́ки вікі́в. Амі́нь. Го́споди, поми́луй. </w:t>
-      </w:r>
-      <w:r>
-        <w:rPr>
-          <w:rFonts w:ascii="Times New Roman" w:hAnsi="Times New Roman"/>
-          <w:i/>
-          <w:color w:val="FF0000"/>
-          <w:sz w:val="24"/>
-        </w:rPr>
         <w:t>(3 р.)</w:t>
       </w:r>
       <w:r>
@@ -36792,82 +36601,38 @@
     <w:p>
       <w:pPr>
         <w:spacing w:after="120"/>
-        <w:jc w:val="both"/>
-        <w:rPr>
-          <w:rFonts w:ascii="Times New Roman" w:hAnsi="Times New Roman"/>
-          <w:sz w:val="24"/>
-          <w:szCs w:val="24"/>
-        </w:rPr>
-      </w:pPr>
-      <w:r>
-        <w:rPr>
-          <w:rFonts w:ascii="Times New Roman" w:hAnsi="Times New Roman"/>
-          <w:i/>
-          <w:color w:val="FF0000"/>
-          <w:sz w:val="24"/>
-          <w:szCs w:val="24"/>
-        </w:rPr>
-        <w:t>Священик:</w:t>
-      </w:r>
-      <w:r>
-        <w:rPr>
-          <w:rFonts w:ascii="Times New Roman" w:hAnsi="Times New Roman"/>
-          <w:color w:val="FF0000"/>
-          <w:sz w:val="24"/>
-          <w:szCs w:val="24"/>
-        </w:rPr>
-        <w:t xml:space="preserve"> </w:t>
-      </w:r>
-      <w:r>
-        <w:rPr>
-          <w:rFonts w:ascii="Times New Roman" w:hAnsi="Times New Roman"/>
-          <w:sz w:val="24"/>
-          <w:szCs w:val="24"/>
-        </w:rPr>
-        <w:t>Христос, істинний Бог наш, молитвами пречистої своєї Матері, силою чесного і животворчого хреста, святих, славних і всехвальних апостолів, і святого (</w:t>
-      </w:r>
-      <w:r>
-        <w:rPr>
-          <w:rFonts w:ascii="Times New Roman" w:hAnsi="Times New Roman"/>
-          <w:i/>
-          <w:color w:val="FF0000"/>
-          <w:sz w:val="24"/>
-          <w:szCs w:val="24"/>
-        </w:rPr>
-        <w:t>ім'я, якого є храм</w:t>
-      </w:r>
-      <w:r>
-        <w:rPr>
-          <w:rFonts w:ascii="Times New Roman" w:hAnsi="Times New Roman"/>
-          <w:sz w:val="24"/>
-          <w:szCs w:val="24"/>
-        </w:rPr>
-        <w:t>), і святих мучен</w:t>
-      </w:r>
-      <w:r>
-        <w:rPr>
-          <w:rFonts w:ascii="Times New Roman" w:hAnsi="Times New Roman"/>
-          <w:sz w:val="24"/>
-          <w:szCs w:val="24"/>
-        </w:rPr>
-        <w:t xml:space="preserve">иків </w:t>
-      </w:r>
-      <w:r>
-        <w:rPr>
-          <w:rFonts w:ascii="Times New Roman" w:hAnsi="Times New Roman"/>
-          <w:color w:val="000000"/>
-          <w:sz w:val="24"/>
-          <w:szCs w:val="24"/>
-        </w:rPr>
-        <w:t>і ісповідників Гурія, Самона й Авіва</w:t>
-      </w:r>
-      <w:r>
-        <w:rPr>
-          <w:rFonts w:ascii="Times New Roman" w:hAnsi="Times New Roman"/>
-          <w:sz w:val="24"/>
-          <w:szCs w:val="24"/>
-        </w:rPr>
-        <w:t>, і всіх святих, помилує і спасе нас, як благий і людинолюбний.</w:t>
+      </w:pPr>
+      <w:r>
+        <w:rPr>
+          <w:rFonts w:ascii="Times New Roman" w:hAnsi="Times New Roman"/>
+          <w:i/>
+          <w:color w:val="FF4400"/>
+          <w:sz w:val="24"/>
+        </w:rPr>
+        <w:t>Священник:</w:t>
+      </w:r>
+      <w:r>
+        <w:rPr>
+          <w:rFonts w:ascii="Times New Roman" w:hAnsi="Times New Roman"/>
+          <w:sz w:val="24"/>
+        </w:rPr>
+        <w:t xml:space="preserve"> Христос, істинний Бог наш - молитвами пречистої Своєї Матері, силою чесного і животворчого хреста, заступництвом святих славних і всехвальних апостолів, і святого, </w:t>
+      </w:r>
+      <w:r>
+        <w:rPr>
+          <w:rFonts w:ascii="Times New Roman" w:hAnsi="Times New Roman"/>
+          <w:i/>
+          <w:color w:val="FF4400"/>
+          <w:sz w:val="24"/>
+        </w:rPr>
+        <w:t>якого є храм</w:t>
+      </w:r>
+      <w:r>
+        <w:rPr>
+          <w:rFonts w:ascii="Times New Roman" w:hAnsi="Times New Roman"/>
+          <w:sz w:val="24"/>
+        </w:rPr>
+        <w:t>,  і святих мучеників та ісповідників Гурія, Самона й Авіва, і всіх святих - помилує і спасе нас як благий і людинолюбний.</w:t>
       </w:r>
     </w:p>
     <w:p>
